--- a/OOP1.docx
+++ b/OOP1.docx
@@ -160,10 +160,467 @@
     <w:p>
       <w:pPr>
         <w:pStyle w:val="BodyText"/>
+        <w:spacing w:before="1"/>
+        <w:ind w:left="1032"/>
         <w:rPr>
           <w:spacing w:val="-2"/>
-          <w:sz w:val="32"/>
-          <w:szCs w:val="32"/>
+          <w:sz w:val="28"/>
+          <w:szCs w:val="28"/>
+        </w:rPr>
+      </w:pPr>
+    </w:p>
+    <w:tbl>
+      <w:tblPr>
+        <w:tblW w:w="0" w:type="auto"/>
+        <w:tblInd w:w="20" w:type="dxa"/>
+        <w:tblBorders>
+          <w:top w:val="single" w:sz="4" w:space="0" w:color="000000"/>
+          <w:left w:val="single" w:sz="4" w:space="0" w:color="000000"/>
+          <w:bottom w:val="single" w:sz="4" w:space="0" w:color="000000"/>
+          <w:right w:val="single" w:sz="4" w:space="0" w:color="000000"/>
+          <w:insideH w:val="single" w:sz="4" w:space="0" w:color="000000"/>
+          <w:insideV w:val="single" w:sz="4" w:space="0" w:color="000000"/>
+        </w:tblBorders>
+        <w:tblLayout w:type="fixed"/>
+        <w:tblCellMar>
+          <w:left w:w="0" w:type="dxa"/>
+          <w:right w:w="0" w:type="dxa"/>
+        </w:tblCellMar>
+        <w:tblLook w:val="01E0" w:firstRow="1" w:lastRow="1" w:firstColumn="1" w:lastColumn="1" w:noHBand="0" w:noVBand="0"/>
+      </w:tblPr>
+      <w:tblGrid>
+        <w:gridCol w:w="2688"/>
+        <w:gridCol w:w="7997"/>
+      </w:tblGrid>
+      <w:tr>
+        <w:trPr>
+          <w:trHeight w:val="268"/>
+        </w:trPr>
+        <w:tc>
+          <w:tcPr>
+            <w:tcW w:w="2688" w:type="dxa"/>
+          </w:tcPr>
+          <w:p>
+            <w:pPr>
+              <w:pStyle w:val="TableParagraph"/>
+              <w:rPr>
+                <w:b/>
+              </w:rPr>
+            </w:pPr>
+            <w:r>
+              <w:rPr>
+                <w:b/>
+              </w:rPr>
+              <w:t>DERS</w:t>
+            </w:r>
+            <w:r>
+              <w:rPr>
+                <w:b/>
+                <w:spacing w:val="-4"/>
+              </w:rPr>
+              <w:t xml:space="preserve"> </w:t>
+            </w:r>
+            <w:r>
+              <w:rPr>
+                <w:b/>
+                <w:spacing w:val="-2"/>
+              </w:rPr>
+              <w:t>SORUMLUSU</w:t>
+            </w:r>
+          </w:p>
+        </w:tc>
+        <w:tc>
+          <w:tcPr>
+            <w:tcW w:w="7997" w:type="dxa"/>
+          </w:tcPr>
+          <w:p>
+            <w:pPr>
+              <w:pStyle w:val="TableParagraph"/>
+            </w:pPr>
+            <w:r>
+              <w:t>Doç.</w:t>
+            </w:r>
+            <w:r>
+              <w:rPr>
+                <w:spacing w:val="-4"/>
+              </w:rPr>
+              <w:t xml:space="preserve"> </w:t>
+            </w:r>
+            <w:r>
+              <w:t>Dr.</w:t>
+            </w:r>
+            <w:r>
+              <w:rPr>
+                <w:spacing w:val="-2"/>
+              </w:rPr>
+              <w:t xml:space="preserve"> </w:t>
+            </w:r>
+            <w:r>
+              <w:t>Ahmet</w:t>
+            </w:r>
+            <w:r>
+              <w:rPr>
+                <w:spacing w:val="-6"/>
+              </w:rPr>
+              <w:t xml:space="preserve"> </w:t>
+            </w:r>
+            <w:r>
+              <w:t>Arif</w:t>
+            </w:r>
+            <w:r>
+              <w:rPr>
+                <w:spacing w:val="-3"/>
+              </w:rPr>
+              <w:t xml:space="preserve"> </w:t>
+            </w:r>
+            <w:r>
+              <w:rPr>
+                <w:spacing w:val="-4"/>
+              </w:rPr>
+              <w:t>AYDIN</w:t>
+            </w:r>
+          </w:p>
+        </w:tc>
+      </w:tr>
+      <w:tr>
+        <w:trPr>
+          <w:trHeight w:val="268"/>
+        </w:trPr>
+        <w:tc>
+          <w:tcPr>
+            <w:tcW w:w="2688" w:type="dxa"/>
+          </w:tcPr>
+          <w:p>
+            <w:pPr>
+              <w:pStyle w:val="TableParagraph"/>
+              <w:rPr>
+                <w:b/>
+              </w:rPr>
+            </w:pPr>
+            <w:r>
+              <w:rPr>
+                <w:b/>
+              </w:rPr>
+              <w:t>DERS</w:t>
+            </w:r>
+            <w:r>
+              <w:rPr>
+                <w:b/>
+                <w:spacing w:val="-4"/>
+              </w:rPr>
+              <w:t xml:space="preserve"> </w:t>
+            </w:r>
+            <w:r>
+              <w:rPr>
+                <w:b/>
+                <w:spacing w:val="-2"/>
+              </w:rPr>
+              <w:t>ASİSTANI</w:t>
+            </w:r>
+          </w:p>
+        </w:tc>
+        <w:tc>
+          <w:tcPr>
+            <w:tcW w:w="7997" w:type="dxa"/>
+          </w:tcPr>
+          <w:p>
+            <w:pPr>
+              <w:pStyle w:val="TableParagraph"/>
+            </w:pPr>
+            <w:r>
+              <w:t>Arş.</w:t>
+            </w:r>
+            <w:r>
+              <w:rPr>
+                <w:spacing w:val="-4"/>
+              </w:rPr>
+              <w:t xml:space="preserve"> </w:t>
+            </w:r>
+            <w:r>
+              <w:t>Gör.</w:t>
+            </w:r>
+            <w:r>
+              <w:rPr>
+                <w:spacing w:val="-4"/>
+              </w:rPr>
+              <w:t xml:space="preserve"> </w:t>
+            </w:r>
+            <w:r>
+              <w:t>Taha</w:t>
+            </w:r>
+            <w:r>
+              <w:rPr>
+                <w:spacing w:val="-6"/>
+              </w:rPr>
+              <w:t xml:space="preserve"> </w:t>
+            </w:r>
+            <w:r>
+              <w:t>Burak</w:t>
+            </w:r>
+            <w:r>
+              <w:rPr>
+                <w:spacing w:val="-5"/>
+              </w:rPr>
+              <w:t xml:space="preserve"> </w:t>
+            </w:r>
+            <w:r>
+              <w:rPr>
+                <w:spacing w:val="-2"/>
+              </w:rPr>
+              <w:t>ÖZDEMİR</w:t>
+            </w:r>
+          </w:p>
+        </w:tc>
+      </w:tr>
+      <w:tr>
+        <w:trPr>
+          <w:trHeight w:val="268"/>
+        </w:trPr>
+        <w:tc>
+          <w:tcPr>
+            <w:tcW w:w="2688" w:type="dxa"/>
+          </w:tcPr>
+          <w:p>
+            <w:pPr>
+              <w:pStyle w:val="TableParagraph"/>
+              <w:rPr>
+                <w:b/>
+              </w:rPr>
+            </w:pPr>
+            <w:r>
+              <w:rPr>
+                <w:b/>
+              </w:rPr>
+              <w:t>PROJE</w:t>
+            </w:r>
+            <w:r>
+              <w:rPr>
+                <w:b/>
+                <w:spacing w:val="-4"/>
+              </w:rPr>
+              <w:t xml:space="preserve"> </w:t>
+            </w:r>
+            <w:r>
+              <w:rPr>
+                <w:b/>
+                <w:spacing w:val="-5"/>
+              </w:rPr>
+              <w:t>ADI</w:t>
+            </w:r>
+          </w:p>
+        </w:tc>
+        <w:tc>
+          <w:tcPr>
+            <w:tcW w:w="7997" w:type="dxa"/>
+          </w:tcPr>
+          <w:p>
+            <w:pPr>
+              <w:pStyle w:val="TableParagraph"/>
+              <w:spacing w:before="0" w:line="240" w:lineRule="auto"/>
+              <w:ind w:left="0"/>
+            </w:pPr>
+            <w:r>
+              <w:rPr>
+                <w:rFonts w:ascii="Times New Roman"/>
+              </w:rPr>
+              <w:t xml:space="preserve"> </w:t>
+            </w:r>
+            <w:r>
+              <w:rPr>
+                <w:rFonts w:ascii="Times New Roman"/>
+              </w:rPr>
+              <w:t xml:space="preserve"> </w:t>
+            </w:r>
+            <w:r>
+              <w:t>Oyun Market Sistemi</w:t>
+            </w:r>
+          </w:p>
+        </w:tc>
+      </w:tr>
+      <w:tr>
+        <w:trPr>
+          <w:trHeight w:val="268"/>
+        </w:trPr>
+        <w:tc>
+          <w:tcPr>
+            <w:tcW w:w="2688" w:type="dxa"/>
+          </w:tcPr>
+          <w:p>
+            <w:pPr>
+              <w:pStyle w:val="TableParagraph"/>
+              <w:rPr>
+                <w:b/>
+              </w:rPr>
+            </w:pPr>
+            <w:r>
+              <w:rPr>
+                <w:b/>
+              </w:rPr>
+              <w:t>PROJE</w:t>
+            </w:r>
+            <w:r>
+              <w:rPr>
+                <w:b/>
+                <w:spacing w:val="-4"/>
+              </w:rPr>
+              <w:t xml:space="preserve"> </w:t>
+            </w:r>
+            <w:r>
+              <w:rPr>
+                <w:b/>
+                <w:spacing w:val="-2"/>
+              </w:rPr>
+              <w:t>EKİBİ</w:t>
+            </w:r>
+          </w:p>
+        </w:tc>
+        <w:tc>
+          <w:tcPr>
+            <w:tcW w:w="7997" w:type="dxa"/>
+          </w:tcPr>
+          <w:p>
+            <w:pPr>
+              <w:pStyle w:val="TableParagraph"/>
+              <w:spacing w:before="0" w:line="240" w:lineRule="auto"/>
+              <w:ind w:left="0"/>
+            </w:pPr>
+            <w:r>
+              <w:rPr>
+                <w:rFonts w:ascii="Times New Roman"/>
+                <w:sz w:val="18"/>
+              </w:rPr>
+              <w:t xml:space="preserve">  </w:t>
+            </w:r>
+            <w:r>
+              <w:t xml:space="preserve">Can Aslan – 02230201021   Nisa Koç – 02230201064 </w:t>
+            </w:r>
+          </w:p>
+        </w:tc>
+      </w:tr>
+      <w:tr>
+        <w:trPr>
+          <w:trHeight w:val="268"/>
+        </w:trPr>
+        <w:tc>
+          <w:tcPr>
+            <w:tcW w:w="2688" w:type="dxa"/>
+          </w:tcPr>
+          <w:p>
+            <w:pPr>
+              <w:pStyle w:val="TableParagraph"/>
+              <w:rPr>
+                <w:b/>
+              </w:rPr>
+            </w:pPr>
+            <w:r>
+              <w:rPr>
+                <w:b/>
+              </w:rPr>
+              <w:t>AŞAMA</w:t>
+            </w:r>
+            <w:r>
+              <w:rPr>
+                <w:b/>
+                <w:spacing w:val="-2"/>
+              </w:rPr>
+              <w:t xml:space="preserve"> TANIMI</w:t>
+            </w:r>
+          </w:p>
+        </w:tc>
+        <w:tc>
+          <w:tcPr>
+            <w:tcW w:w="7997" w:type="dxa"/>
+          </w:tcPr>
+          <w:p>
+            <w:pPr>
+              <w:pStyle w:val="TableParagraph"/>
+              <w:spacing w:before="0" w:line="240" w:lineRule="auto"/>
+              <w:ind w:left="0"/>
+            </w:pPr>
+            <w:r>
+              <w:rPr>
+                <w:rFonts w:ascii="Times New Roman"/>
+                <w:sz w:val="18"/>
+              </w:rPr>
+              <w:t xml:space="preserve"> </w:t>
+            </w:r>
+            <w:r>
+              <w:rPr>
+                <w:rFonts w:ascii="Times New Roman"/>
+              </w:rPr>
+              <w:t xml:space="preserve"> </w:t>
+            </w:r>
+            <w:r>
+              <w:rPr>
+                <w:rFonts w:ascii="Times New Roman"/>
+              </w:rPr>
+              <w:t>İ</w:t>
+            </w:r>
+            <w:r>
+              <w:rPr>
+                <w:rFonts w:ascii="Times New Roman"/>
+              </w:rPr>
+              <w:t>htiya</w:t>
+            </w:r>
+            <w:r>
+              <w:rPr>
+                <w:rFonts w:ascii="Times New Roman"/>
+              </w:rPr>
+              <w:t>ç</w:t>
+            </w:r>
+            <w:r>
+              <w:rPr>
+                <w:rFonts w:ascii="Times New Roman"/>
+              </w:rPr>
+              <w:t>lar</w:t>
+            </w:r>
+            <w:r>
+              <w:rPr>
+                <w:rFonts w:ascii="Times New Roman"/>
+              </w:rPr>
+              <w:t>ı</w:t>
+            </w:r>
+            <w:r>
+              <w:rPr>
+                <w:rFonts w:ascii="Times New Roman"/>
+              </w:rPr>
+              <w:t>n</w:t>
+            </w:r>
+            <w:r>
+              <w:rPr>
+                <w:rFonts w:ascii="Times New Roman"/>
+              </w:rPr>
+              <w:t>ı</w:t>
+            </w:r>
+            <w:r>
+              <w:rPr>
+                <w:rFonts w:ascii="Times New Roman"/>
+              </w:rPr>
+              <w:t>n belirlenmesi (</w:t>
+            </w:r>
+            <w:proofErr w:type="spellStart"/>
+            <w:r>
+              <w:rPr>
+                <w:rFonts w:ascii="Times New Roman"/>
+              </w:rPr>
+              <w:t>Requirements</w:t>
+            </w:r>
+            <w:proofErr w:type="spellEnd"/>
+            <w:r>
+              <w:rPr>
+                <w:rFonts w:ascii="Times New Roman"/>
+              </w:rPr>
+              <w:t>)</w:t>
+            </w:r>
+          </w:p>
+        </w:tc>
+      </w:tr>
+    </w:tbl>
+    <w:p>
+      <w:pPr>
+        <w:pStyle w:val="BodyText"/>
+        <w:rPr>
+          <w:spacing w:val="-2"/>
         </w:rPr>
       </w:pPr>
     </w:p>
@@ -191,7 +648,8 @@
     <w:p>
       <w:pPr>
         <w:pStyle w:val="BodyText"/>
-        <w:ind w:left="437"/>
+        <w:ind w:left="360"/>
+        <w:jc w:val="both"/>
         <w:rPr>
           <w:sz w:val="24"/>
           <w:szCs w:val="24"/>
@@ -471,14 +929,54 @@
       <w:proofErr w:type="spellStart"/>
       <w:r>
         <w:rPr>
+          <w:sz w:val="22"/>
+          <w:szCs w:val="22"/>
+        </w:rPr>
+        <w:t>konsol</w:t>
+      </w:r>
+      <w:proofErr w:type="spellEnd"/>
+      <w:r>
+        <w:rPr>
+          <w:sz w:val="22"/>
+          <w:szCs w:val="22"/>
+        </w:rPr>
+        <w:t xml:space="preserve"> </w:t>
+      </w:r>
+      <w:proofErr w:type="spellStart"/>
+      <w:r>
+        <w:rPr>
+          <w:sz w:val="22"/>
+          <w:szCs w:val="22"/>
+        </w:rPr>
+        <w:t>tabanlı</w:t>
+      </w:r>
+      <w:proofErr w:type="spellEnd"/>
+      <w:r>
+        <w:rPr>
+          <w:sz w:val="22"/>
+          <w:szCs w:val="22"/>
+        </w:rPr>
+        <w:t xml:space="preserve"> </w:t>
+      </w:r>
+      <w:proofErr w:type="spellStart"/>
+      <w:r>
+        <w:rPr>
+          <w:sz w:val="22"/>
+          <w:szCs w:val="22"/>
+        </w:rPr>
+        <w:t>bir</w:t>
+      </w:r>
+      <w:proofErr w:type="spellEnd"/>
+      <w:r>
+        <w:rPr>
           <w:b/>
           <w:bCs/>
           <w:sz w:val="22"/>
           <w:szCs w:val="22"/>
         </w:rPr>
-        <w:t>konsol</w:t>
-      </w:r>
-      <w:proofErr w:type="spellEnd"/>
+        <w:t xml:space="preserve"> Oyun Market </w:t>
+      </w:r>
+      <w:proofErr w:type="spellStart"/>
       <w:r>
         <w:rPr>
           <w:b/>
@@ -486,56 +984,6 @@
           <w:sz w:val="22"/>
           <w:szCs w:val="22"/>
         </w:rPr>
-        <w:t xml:space="preserve"> </w:t>
-      </w:r>
-      <w:proofErr w:type="spellStart"/>
-      <w:r>
-        <w:rPr>
-          <w:b/>
-          <w:bCs/>
-          <w:sz w:val="22"/>
-          <w:szCs w:val="22"/>
-        </w:rPr>
-        <w:t>tabanlı</w:t>
-      </w:r>
-      <w:proofErr w:type="spellEnd"/>
-      <w:r>
-        <w:rPr>
-          <w:b/>
-          <w:bCs/>
-          <w:sz w:val="22"/>
-          <w:szCs w:val="22"/>
-        </w:rPr>
-        <w:t xml:space="preserve"> </w:t>
-      </w:r>
-      <w:proofErr w:type="spellStart"/>
-      <w:r>
-        <w:rPr>
-          <w:b/>
-          <w:bCs/>
-          <w:sz w:val="22"/>
-          <w:szCs w:val="22"/>
-        </w:rPr>
-        <w:t>bir</w:t>
-      </w:r>
-      <w:proofErr w:type="spellEnd"/>
-      <w:r>
-        <w:rPr>
-          <w:b/>
-          <w:bCs/>
-          <w:sz w:val="22"/>
-          <w:szCs w:val="22"/>
-        </w:rPr>
-        <w:t xml:space="preserve"> Oyun Market </w:t>
-      </w:r>
-      <w:proofErr w:type="spellStart"/>
-      <w:r>
-        <w:rPr>
-          <w:b/>
-          <w:bCs/>
-          <w:sz w:val="22"/>
-          <w:szCs w:val="22"/>
-        </w:rPr>
         <w:t>Sistemi</w:t>
       </w:r>
       <w:proofErr w:type="spellEnd"/>
@@ -577,17 +1025,26 @@
           <w:szCs w:val="22"/>
           <w:lang w:val="tr-TR"/>
         </w:rPr>
-        <w:t>Bu proje kapsamında çözülmesi hedeflenen temel problemler arasında, oyun satın alma süreçlerinin manuel olarak takip edilmesinin zor olması, kullanıcıya ait oyunların düzenli ve güvenli bir şekilde saklanamaması ve bakiye ile ödeme işlemlerinin sağlıklı bir şekilde kontrol edilememesi yer almaktadır. Ayrıca kullanıcıların sahip oldukları oyunları tek bir sistem üzerinden görüntüleyememesi de önemli bir eksikliktir. Geliştirilecek olan bu sistem ile birlikte kullanıcılar oyunları listeleyebilecek, satın alma işlemlerini daha düzenli bir şekilde gerçekleştirebilecek ve sahip oldukları oyunları kolayca yönetebilecektir.</w:t>
-      </w:r>
-    </w:p>
-    <w:p>
-      <w:pPr>
+        <w:t xml:space="preserve">Bu proje kapsamında çözülmesi hedeflenen temel problemler arasında, oyun satın alma süreçlerinin manuel olarak takip edilmesinin zor olması, kullanıcıya ait oyunların düzenli ve güvenli bir şekilde saklanamaması ve bakiye ile ödeme işlemlerinin sağlıklı bir şekilde kontrol edilememesi yer almaktadır. Ayrıca kullanıcıların sahip oldukları oyunları tek bir sistem üzerinden görüntüleyememesi de önemli bir eksikliktir. Geliştirilecek olan bu sistem </w:t>
+      </w:r>
+      <w:proofErr w:type="gramStart"/>
+      <w:r>
         <w:rPr>
           <w:sz w:val="22"/>
           <w:szCs w:val="22"/>
           <w:lang w:val="tr-TR"/>
         </w:rPr>
-      </w:pPr>
+        <w:t>ile birlikte</w:t>
+      </w:r>
+      <w:proofErr w:type="gramEnd"/>
+      <w:r>
+        <w:rPr>
+          <w:sz w:val="22"/>
+          <w:szCs w:val="22"/>
+          <w:lang w:val="tr-TR"/>
+        </w:rPr>
+        <w:t xml:space="preserve"> kullanıcılar oyunları listeleyebilecek, satın alma işlemlerini daha düzenli bir şekilde gerçekleştirebilecek ve sahip oldukları oyunları kolayca yönetebilecektir.</w:t>
+      </w:r>
     </w:p>
     <w:p>
       <w:pPr>
@@ -675,8 +1132,19 @@
                 <w:sz w:val="22"/>
                 <w:szCs w:val="22"/>
               </w:rPr>
-              <w:t xml:space="preserve"> dili</w:t>
-            </w:r>
+              <w:t xml:space="preserve"> </w:t>
+            </w:r>
+            <w:proofErr w:type="spellStart"/>
+            <w:r>
+              <w:rPr>
+                <w:b w:val="0"/>
+                <w:bCs w:val="0"/>
+                <w:sz w:val="22"/>
+                <w:szCs w:val="22"/>
+              </w:rPr>
+              <w:t>dili</w:t>
+            </w:r>
+            <w:proofErr w:type="spellEnd"/>
           </w:p>
         </w:tc>
         <w:tc>
@@ -795,8 +1263,19 @@
                 <w:sz w:val="22"/>
                 <w:szCs w:val="22"/>
               </w:rPr>
-              <w:t xml:space="preserve"> bağlantısı</w:t>
-            </w:r>
+              <w:t xml:space="preserve"> </w:t>
+            </w:r>
+            <w:proofErr w:type="spellStart"/>
+            <w:r>
+              <w:rPr>
+                <w:b w:val="0"/>
+                <w:bCs w:val="0"/>
+                <w:sz w:val="22"/>
+                <w:szCs w:val="22"/>
+              </w:rPr>
+              <w:t>bağlantısı</w:t>
+            </w:r>
+            <w:proofErr w:type="spellEnd"/>
           </w:p>
         </w:tc>
         <w:tc>
@@ -859,8 +1338,19 @@
                 <w:sz w:val="22"/>
                 <w:szCs w:val="22"/>
               </w:rPr>
-              <w:t xml:space="preserve"> ortamı</w:t>
-            </w:r>
+              <w:t xml:space="preserve"> </w:t>
+            </w:r>
+            <w:proofErr w:type="spellStart"/>
+            <w:r>
+              <w:rPr>
+                <w:b w:val="0"/>
+                <w:bCs w:val="0"/>
+                <w:sz w:val="22"/>
+                <w:szCs w:val="22"/>
+              </w:rPr>
+              <w:t>ortamı</w:t>
+            </w:r>
+            <w:proofErr w:type="spellEnd"/>
           </w:p>
         </w:tc>
         <w:tc>
@@ -1002,8 +1492,6 @@
         <w:rPr>
           <w:b/>
           <w:bCs/>
-          <w:sz w:val="26"/>
-          <w:szCs w:val="26"/>
           <w:lang w:val="tr-TR"/>
         </w:rPr>
       </w:pPr>
@@ -1063,27 +1551,16 @@
           <w:lang w:val="tr-TR" w:eastAsia="tr-TR"/>
           <w14:ligatures w14:val="none"/>
         </w:rPr>
-        <w:t xml:space="preserve"> </w:t>
-      </w:r>
-      <w:r>
-        <w:rPr>
-          <w:rFonts w:ascii="Times New Roman" w:eastAsia="Times New Roman" w:hAnsi="Times New Roman" w:cs="Times New Roman"/>
-          <w:kern w:val="0"/>
+        <w:t xml:space="preserve"> ha düzenli ve erişilebilir hale getirilecektir.</w:t>
+      </w:r>
+      <w:r>
+        <w:rPr>
           <w:sz w:val="22"/>
           <w:szCs w:val="22"/>
           <w:lang w:val="tr-TR" w:eastAsia="tr-TR"/>
-          <w14:ligatures w14:val="none"/>
-        </w:rPr>
-        <w:t>ha düzenli ve erişilebilir hale getirilecektir.</w:t>
-      </w:r>
-      <w:r>
-        <w:rPr>
-          <w:sz w:val="22"/>
-          <w:szCs w:val="22"/>
-          <w:lang w:val="tr-TR" w:eastAsia="tr-TR"/>
         </w:rPr>
         <w:pict w14:anchorId="5C9CAF82">
-          <v:rect id="_x0000_i1050" style="width:0;height:1.5pt" o:hralign="center" o:hrstd="t" o:hr="t" fillcolor="#a0a0a0" stroked="f"/>
+          <v:rect id="_x0000_i1025" style="width:0;height:1.5pt" o:hralign="center" o:hrstd="t" o:hr="t" fillcolor="#a0a0a0" stroked="f"/>
         </w:pict>
       </w:r>
     </w:p>
@@ -1156,7 +1633,7 @@
           <w:lang w:val="tr-TR" w:eastAsia="tr-TR"/>
         </w:rPr>
         <w:pict w14:anchorId="17C38A87">
-          <v:rect id="_x0000_i1043" style="width:0;height:1.5pt" o:hralign="center" o:hrstd="t" o:hr="t" fillcolor="#a0a0a0" stroked="f"/>
+          <v:rect id="_x0000_i1026" style="width:0;height:1.5pt" o:hralign="center" o:hrstd="t" o:hr="t" fillcolor="#a0a0a0" stroked="f"/>
         </w:pict>
       </w:r>
     </w:p>
@@ -2872,6 +3349,7 @@
   <w:style w:type="character" w:default="1" w:styleId="DefaultParagraphFont">
     <w:name w:val="Default Paragraph Font"/>
     <w:uiPriority w:val="1"/>
+    <w:semiHidden/>
     <w:unhideWhenUsed/>
   </w:style>
   <w:style w:type="table" w:default="1" w:styleId="TableNormal">

--- a/OOP1.docx
+++ b/OOP1.docx
@@ -423,13 +423,7 @@
               <w:rPr>
                 <w:rFonts w:ascii="Times New Roman"/>
               </w:rPr>
-              <w:t xml:space="preserve"> </w:t>
-            </w:r>
-            <w:r>
-              <w:rPr>
-                <w:rFonts w:ascii="Times New Roman"/>
-              </w:rPr>
-              <w:t xml:space="preserve"> </w:t>
+              <w:t xml:space="preserve">  </w:t>
             </w:r>
             <w:r>
               <w:t>Oyun Market Sistemi</w:t>
@@ -659,12 +653,14 @@
     <w:p>
       <w:pPr>
         <w:rPr>
-          <w:sz w:val="22"/>
-          <w:szCs w:val="22"/>
-        </w:rPr>
-      </w:pPr>
-      <w:r>
-        <w:rPr>
+          <w:rFonts w:ascii="Times New Roman" w:hAnsi="Times New Roman" w:cs="Times New Roman"/>
+          <w:sz w:val="22"/>
+          <w:szCs w:val="22"/>
+        </w:rPr>
+      </w:pPr>
+      <w:r>
+        <w:rPr>
+          <w:rFonts w:ascii="Times New Roman" w:hAnsi="Times New Roman" w:cs="Times New Roman"/>
           <w:sz w:val="22"/>
           <w:szCs w:val="22"/>
         </w:rPr>
@@ -673,6 +669,7 @@
       <w:proofErr w:type="spellStart"/>
       <w:r>
         <w:rPr>
+          <w:rFonts w:ascii="Times New Roman" w:hAnsi="Times New Roman" w:cs="Times New Roman"/>
           <w:sz w:val="22"/>
           <w:szCs w:val="22"/>
         </w:rPr>
@@ -681,6 +678,7 @@
       <w:proofErr w:type="spellEnd"/>
       <w:r>
         <w:rPr>
+          <w:rFonts w:ascii="Times New Roman" w:hAnsi="Times New Roman" w:cs="Times New Roman"/>
           <w:sz w:val="22"/>
           <w:szCs w:val="22"/>
         </w:rPr>
@@ -689,6 +687,7 @@
       <w:proofErr w:type="spellStart"/>
       <w:r>
         <w:rPr>
+          <w:rFonts w:ascii="Times New Roman" w:hAnsi="Times New Roman" w:cs="Times New Roman"/>
           <w:sz w:val="22"/>
           <w:szCs w:val="22"/>
         </w:rPr>
@@ -697,6 +696,7 @@
       <w:proofErr w:type="spellEnd"/>
       <w:r>
         <w:rPr>
+          <w:rFonts w:ascii="Times New Roman" w:hAnsi="Times New Roman" w:cs="Times New Roman"/>
           <w:sz w:val="22"/>
           <w:szCs w:val="22"/>
         </w:rPr>
@@ -705,6 +705,7 @@
       <w:proofErr w:type="spellStart"/>
       <w:r>
         <w:rPr>
+          <w:rFonts w:ascii="Times New Roman" w:hAnsi="Times New Roman" w:cs="Times New Roman"/>
           <w:sz w:val="22"/>
           <w:szCs w:val="22"/>
         </w:rPr>
@@ -713,6 +714,7 @@
       <w:proofErr w:type="spellEnd"/>
       <w:r>
         <w:rPr>
+          <w:rFonts w:ascii="Times New Roman" w:hAnsi="Times New Roman" w:cs="Times New Roman"/>
           <w:sz w:val="22"/>
           <w:szCs w:val="22"/>
         </w:rPr>
@@ -721,6 +723,7 @@
       <w:proofErr w:type="spellStart"/>
       <w:r>
         <w:rPr>
+          <w:rFonts w:ascii="Times New Roman" w:hAnsi="Times New Roman" w:cs="Times New Roman"/>
           <w:sz w:val="22"/>
           <w:szCs w:val="22"/>
         </w:rPr>
@@ -729,6 +732,7 @@
       <w:proofErr w:type="spellEnd"/>
       <w:r>
         <w:rPr>
+          <w:rFonts w:ascii="Times New Roman" w:hAnsi="Times New Roman" w:cs="Times New Roman"/>
           <w:sz w:val="22"/>
           <w:szCs w:val="22"/>
         </w:rPr>
@@ -737,6 +741,7 @@
       <w:proofErr w:type="spellStart"/>
       <w:r>
         <w:rPr>
+          <w:rFonts w:ascii="Times New Roman" w:hAnsi="Times New Roman" w:cs="Times New Roman"/>
           <w:sz w:val="22"/>
           <w:szCs w:val="22"/>
         </w:rPr>
@@ -745,6 +750,7 @@
       <w:proofErr w:type="spellEnd"/>
       <w:r>
         <w:rPr>
+          <w:rFonts w:ascii="Times New Roman" w:hAnsi="Times New Roman" w:cs="Times New Roman"/>
           <w:sz w:val="22"/>
           <w:szCs w:val="22"/>
         </w:rPr>
@@ -753,6 +759,7 @@
       <w:proofErr w:type="spellStart"/>
       <w:r>
         <w:rPr>
+          <w:rFonts w:ascii="Times New Roman" w:hAnsi="Times New Roman" w:cs="Times New Roman"/>
           <w:sz w:val="22"/>
           <w:szCs w:val="22"/>
         </w:rPr>
@@ -761,6 +768,7 @@
       <w:proofErr w:type="spellEnd"/>
       <w:r>
         <w:rPr>
+          <w:rFonts w:ascii="Times New Roman" w:hAnsi="Times New Roman" w:cs="Times New Roman"/>
           <w:sz w:val="22"/>
           <w:szCs w:val="22"/>
         </w:rPr>
@@ -769,6 +777,7 @@
       <w:proofErr w:type="spellStart"/>
       <w:r>
         <w:rPr>
+          <w:rFonts w:ascii="Times New Roman" w:hAnsi="Times New Roman" w:cs="Times New Roman"/>
           <w:sz w:val="22"/>
           <w:szCs w:val="22"/>
         </w:rPr>
@@ -777,6 +786,7 @@
       <w:proofErr w:type="spellEnd"/>
       <w:r>
         <w:rPr>
+          <w:rFonts w:ascii="Times New Roman" w:hAnsi="Times New Roman" w:cs="Times New Roman"/>
           <w:sz w:val="22"/>
           <w:szCs w:val="22"/>
         </w:rPr>
@@ -785,6 +795,7 @@
       <w:proofErr w:type="spellStart"/>
       <w:r>
         <w:rPr>
+          <w:rFonts w:ascii="Times New Roman" w:hAnsi="Times New Roman" w:cs="Times New Roman"/>
           <w:sz w:val="22"/>
           <w:szCs w:val="22"/>
         </w:rPr>
@@ -793,6 +804,7 @@
       <w:proofErr w:type="spellEnd"/>
       <w:r>
         <w:rPr>
+          <w:rFonts w:ascii="Times New Roman" w:hAnsi="Times New Roman" w:cs="Times New Roman"/>
           <w:sz w:val="22"/>
           <w:szCs w:val="22"/>
         </w:rPr>
@@ -801,6 +813,7 @@
       <w:proofErr w:type="spellStart"/>
       <w:r>
         <w:rPr>
+          <w:rFonts w:ascii="Times New Roman" w:hAnsi="Times New Roman" w:cs="Times New Roman"/>
           <w:sz w:val="22"/>
           <w:szCs w:val="22"/>
         </w:rPr>
@@ -809,6 +822,7 @@
       <w:proofErr w:type="spellEnd"/>
       <w:r>
         <w:rPr>
+          <w:rFonts w:ascii="Times New Roman" w:hAnsi="Times New Roman" w:cs="Times New Roman"/>
           <w:sz w:val="22"/>
           <w:szCs w:val="22"/>
         </w:rPr>
@@ -817,6 +831,7 @@
       <w:proofErr w:type="spellStart"/>
       <w:r>
         <w:rPr>
+          <w:rFonts w:ascii="Times New Roman" w:hAnsi="Times New Roman" w:cs="Times New Roman"/>
           <w:sz w:val="22"/>
           <w:szCs w:val="22"/>
         </w:rPr>
@@ -825,6 +840,7 @@
       <w:proofErr w:type="spellEnd"/>
       <w:r>
         <w:rPr>
+          <w:rFonts w:ascii="Times New Roman" w:hAnsi="Times New Roman" w:cs="Times New Roman"/>
           <w:sz w:val="22"/>
           <w:szCs w:val="22"/>
         </w:rPr>
@@ -833,6 +849,7 @@
       <w:proofErr w:type="spellStart"/>
       <w:r>
         <w:rPr>
+          <w:rFonts w:ascii="Times New Roman" w:hAnsi="Times New Roman" w:cs="Times New Roman"/>
           <w:sz w:val="22"/>
           <w:szCs w:val="22"/>
         </w:rPr>
@@ -841,6 +858,7 @@
       <w:proofErr w:type="spellEnd"/>
       <w:r>
         <w:rPr>
+          <w:rFonts w:ascii="Times New Roman" w:hAnsi="Times New Roman" w:cs="Times New Roman"/>
           <w:sz w:val="22"/>
           <w:szCs w:val="22"/>
         </w:rPr>
@@ -849,6 +867,7 @@
       <w:proofErr w:type="spellStart"/>
       <w:r>
         <w:rPr>
+          <w:rFonts w:ascii="Times New Roman" w:hAnsi="Times New Roman" w:cs="Times New Roman"/>
           <w:sz w:val="22"/>
           <w:szCs w:val="22"/>
         </w:rPr>
@@ -857,6 +876,7 @@
       <w:proofErr w:type="spellEnd"/>
       <w:r>
         <w:rPr>
+          <w:rFonts w:ascii="Times New Roman" w:hAnsi="Times New Roman" w:cs="Times New Roman"/>
           <w:sz w:val="22"/>
           <w:szCs w:val="22"/>
         </w:rPr>
@@ -865,6 +885,7 @@
       <w:proofErr w:type="spellStart"/>
       <w:r>
         <w:rPr>
+          <w:rFonts w:ascii="Times New Roman" w:hAnsi="Times New Roman" w:cs="Times New Roman"/>
           <w:sz w:val="22"/>
           <w:szCs w:val="22"/>
         </w:rPr>
@@ -873,6 +894,7 @@
       <w:proofErr w:type="spellEnd"/>
       <w:r>
         <w:rPr>
+          <w:rFonts w:ascii="Times New Roman" w:hAnsi="Times New Roman" w:cs="Times New Roman"/>
           <w:sz w:val="22"/>
           <w:szCs w:val="22"/>
         </w:rPr>
@@ -881,6 +903,7 @@
       <w:proofErr w:type="spellStart"/>
       <w:r>
         <w:rPr>
+          <w:rFonts w:ascii="Times New Roman" w:hAnsi="Times New Roman" w:cs="Times New Roman"/>
           <w:sz w:val="22"/>
           <w:szCs w:val="22"/>
         </w:rPr>
@@ -889,6 +912,7 @@
       <w:proofErr w:type="spellEnd"/>
       <w:r>
         <w:rPr>
+          <w:rFonts w:ascii="Times New Roman" w:hAnsi="Times New Roman" w:cs="Times New Roman"/>
           <w:sz w:val="22"/>
           <w:szCs w:val="22"/>
         </w:rPr>
@@ -897,6 +921,7 @@
       <w:proofErr w:type="spellStart"/>
       <w:r>
         <w:rPr>
+          <w:rFonts w:ascii="Times New Roman" w:hAnsi="Times New Roman" w:cs="Times New Roman"/>
           <w:sz w:val="22"/>
           <w:szCs w:val="22"/>
         </w:rPr>
@@ -905,6 +930,7 @@
       <w:proofErr w:type="spellEnd"/>
       <w:r>
         <w:rPr>
+          <w:rFonts w:ascii="Times New Roman" w:hAnsi="Times New Roman" w:cs="Times New Roman"/>
           <w:sz w:val="22"/>
           <w:szCs w:val="22"/>
         </w:rPr>
@@ -913,6 +939,7 @@
       <w:proofErr w:type="spellStart"/>
       <w:r>
         <w:rPr>
+          <w:rFonts w:ascii="Times New Roman" w:hAnsi="Times New Roman" w:cs="Times New Roman"/>
           <w:sz w:val="22"/>
           <w:szCs w:val="22"/>
         </w:rPr>
@@ -921,6 +948,7 @@
       <w:proofErr w:type="spellEnd"/>
       <w:r>
         <w:rPr>
+          <w:rFonts w:ascii="Times New Roman" w:hAnsi="Times New Roman" w:cs="Times New Roman"/>
           <w:sz w:val="22"/>
           <w:szCs w:val="22"/>
         </w:rPr>
@@ -929,6 +957,7 @@
       <w:proofErr w:type="spellStart"/>
       <w:r>
         <w:rPr>
+          <w:rFonts w:ascii="Times New Roman" w:hAnsi="Times New Roman" w:cs="Times New Roman"/>
           <w:sz w:val="22"/>
           <w:szCs w:val="22"/>
         </w:rPr>
@@ -937,6 +966,7 @@
       <w:proofErr w:type="spellEnd"/>
       <w:r>
         <w:rPr>
+          <w:rFonts w:ascii="Times New Roman" w:hAnsi="Times New Roman" w:cs="Times New Roman"/>
           <w:sz w:val="22"/>
           <w:szCs w:val="22"/>
         </w:rPr>
@@ -945,6 +975,7 @@
       <w:proofErr w:type="spellStart"/>
       <w:r>
         <w:rPr>
+          <w:rFonts w:ascii="Times New Roman" w:hAnsi="Times New Roman" w:cs="Times New Roman"/>
           <w:sz w:val="22"/>
           <w:szCs w:val="22"/>
         </w:rPr>
@@ -953,6 +984,7 @@
       <w:proofErr w:type="spellEnd"/>
       <w:r>
         <w:rPr>
+          <w:rFonts w:ascii="Times New Roman" w:hAnsi="Times New Roman" w:cs="Times New Roman"/>
           <w:sz w:val="22"/>
           <w:szCs w:val="22"/>
         </w:rPr>
@@ -961,6 +993,7 @@
       <w:proofErr w:type="spellStart"/>
       <w:r>
         <w:rPr>
+          <w:rFonts w:ascii="Times New Roman" w:hAnsi="Times New Roman" w:cs="Times New Roman"/>
           <w:sz w:val="22"/>
           <w:szCs w:val="22"/>
         </w:rPr>
@@ -969,6 +1002,7 @@
       <w:proofErr w:type="spellEnd"/>
       <w:r>
         <w:rPr>
+          <w:rFonts w:ascii="Times New Roman" w:hAnsi="Times New Roman" w:cs="Times New Roman"/>
           <w:b/>
           <w:bCs/>
           <w:sz w:val="22"/>
@@ -979,6 +1013,7 @@
       <w:proofErr w:type="spellStart"/>
       <w:r>
         <w:rPr>
+          <w:rFonts w:ascii="Times New Roman" w:hAnsi="Times New Roman" w:cs="Times New Roman"/>
           <w:b/>
           <w:bCs/>
           <w:sz w:val="22"/>
@@ -989,6 +1024,7 @@
       <w:proofErr w:type="spellEnd"/>
       <w:r>
         <w:rPr>
+          <w:rFonts w:ascii="Times New Roman" w:hAnsi="Times New Roman" w:cs="Times New Roman"/>
           <w:sz w:val="22"/>
           <w:szCs w:val="22"/>
         </w:rPr>
@@ -997,6 +1033,7 @@
       <w:proofErr w:type="spellStart"/>
       <w:r>
         <w:rPr>
+          <w:rFonts w:ascii="Times New Roman" w:hAnsi="Times New Roman" w:cs="Times New Roman"/>
           <w:sz w:val="22"/>
           <w:szCs w:val="22"/>
         </w:rPr>
@@ -1005,6 +1042,7 @@
       <w:proofErr w:type="spellEnd"/>
       <w:r>
         <w:rPr>
+          <w:rFonts w:ascii="Times New Roman" w:hAnsi="Times New Roman" w:cs="Times New Roman"/>
           <w:sz w:val="22"/>
           <w:szCs w:val="22"/>
         </w:rPr>
@@ -1014,6 +1052,7 @@
     <w:p>
       <w:pPr>
         <w:rPr>
+          <w:rFonts w:ascii="Times New Roman" w:hAnsi="Times New Roman" w:cs="Times New Roman"/>
           <w:sz w:val="22"/>
           <w:szCs w:val="22"/>
           <w:lang w:val="tr-TR"/>
@@ -1021,6 +1060,7 @@
       </w:pPr>
       <w:r>
         <w:rPr>
+          <w:rFonts w:ascii="Times New Roman" w:hAnsi="Times New Roman" w:cs="Times New Roman"/>
           <w:sz w:val="22"/>
           <w:szCs w:val="22"/>
           <w:lang w:val="tr-TR"/>
@@ -1030,6 +1070,7 @@
       <w:proofErr w:type="gramStart"/>
       <w:r>
         <w:rPr>
+          <w:rFonts w:ascii="Times New Roman" w:hAnsi="Times New Roman" w:cs="Times New Roman"/>
           <w:sz w:val="22"/>
           <w:szCs w:val="22"/>
           <w:lang w:val="tr-TR"/>
@@ -1039,6 +1080,7 @@
       <w:proofErr w:type="gramEnd"/>
       <w:r>
         <w:rPr>
+          <w:rFonts w:ascii="Times New Roman" w:hAnsi="Times New Roman" w:cs="Times New Roman"/>
           <w:sz w:val="22"/>
           <w:szCs w:val="22"/>
           <w:lang w:val="tr-TR"/>
@@ -1088,21 +1130,22 @@
     <w:tbl>
       <w:tblPr>
         <w:tblStyle w:val="ListTable2"/>
-        <w:tblW w:w="0" w:type="auto"/>
+        <w:tblW w:w="10970" w:type="dxa"/>
         <w:tblLook w:val="04A0" w:firstRow="1" w:lastRow="0" w:firstColumn="1" w:lastColumn="0" w:noHBand="0" w:noVBand="1"/>
       </w:tblPr>
       <w:tblGrid>
-        <w:gridCol w:w="5395"/>
-        <w:gridCol w:w="5395"/>
+        <w:gridCol w:w="5485"/>
+        <w:gridCol w:w="5485"/>
       </w:tblGrid>
       <w:tr>
         <w:trPr>
           <w:cnfStyle w:val="100000000000" w:firstRow="1" w:lastRow="0" w:firstColumn="0" w:lastColumn="0" w:oddVBand="0" w:evenVBand="0" w:oddHBand="0" w:evenHBand="0" w:firstRowFirstColumn="0" w:firstRowLastColumn="0" w:lastRowFirstColumn="0" w:lastRowLastColumn="0"/>
+          <w:trHeight w:val="261"/>
         </w:trPr>
         <w:tc>
           <w:tcPr>
             <w:cnfStyle w:val="001000000000" w:firstRow="0" w:lastRow="0" w:firstColumn="1" w:lastColumn="0" w:oddVBand="0" w:evenVBand="0" w:oddHBand="0" w:evenHBand="0" w:firstRowFirstColumn="0" w:firstRowLastColumn="0" w:lastRowFirstColumn="0" w:lastRowLastColumn="0"/>
-            <w:tcW w:w="5395" w:type="dxa"/>
+            <w:tcW w:w="5485" w:type="dxa"/>
           </w:tcPr>
           <w:p>
             <w:pPr>
@@ -1149,7 +1192,7 @@
         </w:tc>
         <w:tc>
           <w:tcPr>
-            <w:tcW w:w="5395" w:type="dxa"/>
+            <w:tcW w:w="5485" w:type="dxa"/>
           </w:tcPr>
           <w:p>
             <w:pPr>
@@ -1177,11 +1220,12 @@
       <w:tr>
         <w:trPr>
           <w:cnfStyle w:val="000000100000" w:firstRow="0" w:lastRow="0" w:firstColumn="0" w:lastColumn="0" w:oddVBand="0" w:evenVBand="0" w:oddHBand="1" w:evenHBand="0" w:firstRowFirstColumn="0" w:firstRowLastColumn="0" w:lastRowFirstColumn="0" w:lastRowLastColumn="0"/>
+          <w:trHeight w:val="246"/>
         </w:trPr>
         <w:tc>
           <w:tcPr>
             <w:cnfStyle w:val="001000000000" w:firstRow="0" w:lastRow="0" w:firstColumn="1" w:lastColumn="0" w:oddVBand="0" w:evenVBand="0" w:oddHBand="0" w:evenHBand="0" w:firstRowFirstColumn="0" w:firstRowLastColumn="0" w:lastRowFirstColumn="0" w:lastRowLastColumn="0"/>
-            <w:tcW w:w="5395" w:type="dxa"/>
+            <w:tcW w:w="5485" w:type="dxa"/>
           </w:tcPr>
           <w:p>
             <w:pPr>
@@ -1208,7 +1252,7 @@
         </w:tc>
         <w:tc>
           <w:tcPr>
-            <w:tcW w:w="5395" w:type="dxa"/>
+            <w:tcW w:w="5485" w:type="dxa"/>
           </w:tcPr>
           <w:p>
             <w:pPr>
@@ -1230,10 +1274,13 @@
         </w:tc>
       </w:tr>
       <w:tr>
+        <w:trPr>
+          <w:trHeight w:val="261"/>
+        </w:trPr>
         <w:tc>
           <w:tcPr>
             <w:cnfStyle w:val="001000000000" w:firstRow="0" w:lastRow="0" w:firstColumn="1" w:lastColumn="0" w:oddVBand="0" w:evenVBand="0" w:oddHBand="0" w:evenHBand="0" w:firstRowFirstColumn="0" w:firstRowLastColumn="0" w:lastRowFirstColumn="0" w:lastRowLastColumn="0"/>
-            <w:tcW w:w="5395" w:type="dxa"/>
+            <w:tcW w:w="5485" w:type="dxa"/>
           </w:tcPr>
           <w:p>
             <w:pPr>
@@ -1280,7 +1327,7 @@
         </w:tc>
         <w:tc>
           <w:tcPr>
-            <w:tcW w:w="5395" w:type="dxa"/>
+            <w:tcW w:w="5485" w:type="dxa"/>
           </w:tcPr>
           <w:p>
             <w:pPr>
@@ -1304,11 +1351,12 @@
       <w:tr>
         <w:trPr>
           <w:cnfStyle w:val="000000100000" w:firstRow="0" w:lastRow="0" w:firstColumn="0" w:lastColumn="0" w:oddVBand="0" w:evenVBand="0" w:oddHBand="1" w:evenHBand="0" w:firstRowFirstColumn="0" w:firstRowLastColumn="0" w:lastRowFirstColumn="0" w:lastRowLastColumn="0"/>
+          <w:trHeight w:val="246"/>
         </w:trPr>
         <w:tc>
           <w:tcPr>
             <w:cnfStyle w:val="001000000000" w:firstRow="0" w:lastRow="0" w:firstColumn="1" w:lastColumn="0" w:oddVBand="0" w:evenVBand="0" w:oddHBand="0" w:evenHBand="0" w:firstRowFirstColumn="0" w:firstRowLastColumn="0" w:lastRowFirstColumn="0" w:lastRowLastColumn="0"/>
-            <w:tcW w:w="5395" w:type="dxa"/>
+            <w:tcW w:w="5485" w:type="dxa"/>
           </w:tcPr>
           <w:p>
             <w:pPr>
@@ -1355,7 +1403,7 @@
         </w:tc>
         <w:tc>
           <w:tcPr>
-            <w:tcW w:w="5395" w:type="dxa"/>
+            <w:tcW w:w="5485" w:type="dxa"/>
           </w:tcPr>
           <w:p>
             <w:pPr>
@@ -1377,10 +1425,13 @@
         </w:tc>
       </w:tr>
       <w:tr>
+        <w:trPr>
+          <w:trHeight w:val="261"/>
+        </w:trPr>
         <w:tc>
           <w:tcPr>
             <w:cnfStyle w:val="001000000000" w:firstRow="0" w:lastRow="0" w:firstColumn="1" w:lastColumn="0" w:oddVBand="0" w:evenVBand="0" w:oddHBand="0" w:evenHBand="0" w:firstRowFirstColumn="0" w:firstRowLastColumn="0" w:lastRowFirstColumn="0" w:lastRowLastColumn="0"/>
-            <w:tcW w:w="5395" w:type="dxa"/>
+            <w:tcW w:w="5485" w:type="dxa"/>
           </w:tcPr>
           <w:p>
             <w:pPr>
@@ -1407,7 +1458,7 @@
         </w:tc>
         <w:tc>
           <w:tcPr>
-            <w:tcW w:w="5395" w:type="dxa"/>
+            <w:tcW w:w="5485" w:type="dxa"/>
           </w:tcPr>
           <w:p>
             <w:pPr>
@@ -1484,17 +1535,6 @@
         <w:t>Özellikler</w:t>
       </w:r>
       <w:proofErr w:type="spellEnd"/>
-    </w:p>
-    <w:p>
-      <w:pPr>
-        <w:pStyle w:val="ListParagraph"/>
-        <w:ind w:left="360"/>
-        <w:rPr>
-          <w:b/>
-          <w:bCs/>
-          <w:lang w:val="tr-TR"/>
-        </w:rPr>
-      </w:pPr>
     </w:p>
     <w:p>
       <w:pPr>
@@ -1596,44 +1636,63 @@
         <w:spacing w:before="100" w:beforeAutospacing="1" w:after="100" w:afterAutospacing="1" w:line="240" w:lineRule="auto"/>
         <w:ind w:left="77"/>
         <w:rPr>
+          <w:lang w:val="tr-TR" w:eastAsia="tr-TR"/>
+        </w:rPr>
+      </w:pPr>
+      <w:r>
+        <w:rPr>
+          <w:rFonts w:ascii="Times New Roman" w:eastAsia="Times New Roman" w:hAnsi="Times New Roman" w:cs="Times New Roman"/>
+          <w:kern w:val="0"/>
+          <w:sz w:val="22"/>
+          <w:szCs w:val="22"/>
+          <w:lang w:val="tr-TR" w:eastAsia="tr-TR"/>
+          <w14:ligatures w14:val="none"/>
+        </w:rPr>
+        <w:t>Bu özellik ile kullanıcılar</w:t>
+      </w:r>
+      <w:r>
+        <w:rPr>
+          <w:rFonts w:ascii="Times New Roman" w:eastAsia="Times New Roman" w:hAnsi="Times New Roman" w:cs="Times New Roman"/>
+          <w:kern w:val="0"/>
+          <w:sz w:val="22"/>
+          <w:szCs w:val="22"/>
+          <w:lang w:val="tr-TR" w:eastAsia="tr-TR"/>
+          <w14:ligatures w14:val="none"/>
+        </w:rPr>
+        <w:t xml:space="preserve"> kendi hesaplarını oluşturabilecek ve</w:t>
+      </w:r>
+      <w:r>
+        <w:rPr>
+          <w:rFonts w:ascii="Times New Roman" w:eastAsia="Times New Roman" w:hAnsi="Times New Roman" w:cs="Times New Roman"/>
+          <w:kern w:val="0"/>
+          <w:sz w:val="22"/>
+          <w:szCs w:val="22"/>
+          <w:lang w:val="tr-TR" w:eastAsia="tr-TR"/>
+          <w14:ligatures w14:val="none"/>
+        </w:rPr>
+        <w:t xml:space="preserve"> istedikleri oyunları sepete ekleyebilecek ve satın alma işlemi öncesinde toplam tutarı görüntüleyebilecektir. Sistem, kullanıcının bakiyesini kontrol ederek yeterli bakiye bulunması durumunda satın alma işlemini gerçekleştirecektir. Böylece satın alma süreci daha kontrollü ve sistematik bir şekilde yönetilecektir</w:t>
+      </w:r>
+      <w:r>
+        <w:rPr>
           <w:rFonts w:ascii="Times New Roman" w:eastAsia="Times New Roman" w:hAnsi="Times New Roman" w:cs="Times New Roman"/>
           <w:kern w:val="0"/>
           <w:lang w:val="tr-TR" w:eastAsia="tr-TR"/>
           <w14:ligatures w14:val="none"/>
         </w:rPr>
-      </w:pPr>
-      <w:r>
-        <w:rPr>
-          <w:rFonts w:ascii="Times New Roman" w:eastAsia="Times New Roman" w:hAnsi="Times New Roman" w:cs="Times New Roman"/>
-          <w:kern w:val="0"/>
-          <w:sz w:val="22"/>
-          <w:szCs w:val="22"/>
+        <w:t>.</w:t>
+      </w:r>
+      <w:r>
+        <w:rPr>
           <w:lang w:val="tr-TR" w:eastAsia="tr-TR"/>
-          <w14:ligatures w14:val="none"/>
-        </w:rPr>
-        <w:t>Bu özellik ile kullanıcılar istedikleri oyunları sepete ekleyebilecek ve satın alma işlemi öncesinde toplam tutarı görüntüleyebilecektir. Sistem, kullanıcının bakiyesini kontrol ederek yeterli bakiye bulunması durumunda satın alma işlemini gerçekleştirecektir. Böylece satın alma süreci daha kontrollü ve sistematik bir şekilde yönetilecektir</w:t>
-      </w:r>
-      <w:r>
-        <w:rPr>
-          <w:rFonts w:ascii="Times New Roman" w:eastAsia="Times New Roman" w:hAnsi="Times New Roman" w:cs="Times New Roman"/>
-          <w:kern w:val="0"/>
+        </w:rPr>
+        <w:t xml:space="preserve"> </w:t>
+      </w:r>
+      <w:r>
+        <w:rPr>
           <w:lang w:val="tr-TR" w:eastAsia="tr-TR"/>
-          <w14:ligatures w14:val="none"/>
-        </w:rPr>
-        <w:t>.</w:t>
-      </w:r>
-      <w:r>
-        <w:rPr>
-          <w:lang w:val="tr-TR" w:eastAsia="tr-TR"/>
-        </w:rPr>
-        <w:t xml:space="preserve"> </w:t>
-      </w:r>
-      <w:r>
-        <w:rPr>
-          <w:lang w:val="tr-TR" w:eastAsia="tr-TR"/>
         </w:rPr>
         <w:pict w14:anchorId="17C38A87">
-          <v:rect id="_x0000_i1026" style="width:0;height:1.5pt" o:hralign="center" o:hrstd="t" o:hr="t" fillcolor="#a0a0a0" stroked="f"/>
+          <v:rect id="_x0000_i1030" style="width:0;height:1.5pt" o:hralign="center" o:hrstd="t" o:hr="t" fillcolor="#a0a0a0" stroked="f"/>
         </w:pict>
       </w:r>
     </w:p>
@@ -1644,15 +1703,7 @@
           <w:ilvl w:val="0"/>
           <w:numId w:val="10"/>
         </w:numPr>
-        <w:spacing w:after="0" w:line="240" w:lineRule="auto"/>
-        <w:rPr>
-          <w:rFonts w:ascii="Times New Roman" w:eastAsia="Times New Roman" w:hAnsi="Times New Roman" w:cs="Times New Roman"/>
-          <w:kern w:val="0"/>
-          <w:lang w:val="tr-TR" w:eastAsia="tr-TR"/>
-          <w14:ligatures w14:val="none"/>
-        </w:rPr>
-      </w:pPr>
-      <w:r>
+        <w:spacing w:before="100" w:beforeAutospacing="1" w:after="100" w:afterAutospacing="1" w:line="240" w:lineRule="auto"/>
         <w:rPr>
           <w:rFonts w:ascii="Times New Roman" w:eastAsia="Times New Roman" w:hAnsi="Times New Roman" w:cs="Times New Roman"/>
           <w:b/>
@@ -1661,7 +1712,15 @@
           <w:lang w:val="tr-TR" w:eastAsia="tr-TR"/>
           <w14:ligatures w14:val="none"/>
         </w:rPr>
-        <w:t>Kullanıcı ve Kütüphane Yönetimi</w:t>
+      </w:pPr>
+      <w:r>
+        <w:rPr>
+          <w:rFonts w:ascii="Times New Roman" w:hAnsi="Times New Roman" w:cs="Times New Roman"/>
+          <w:b/>
+          <w:bCs/>
+          <w:lang w:val="tr-TR" w:eastAsia="tr-TR"/>
+        </w:rPr>
+        <w:t>Sezonun Belli Dönemlerinde İndirim Sistemi</w:t>
       </w:r>
     </w:p>
     <w:p>
@@ -1686,7 +1745,109 @@
           <w:lang w:val="tr-TR" w:eastAsia="tr-TR"/>
           <w14:ligatures w14:val="none"/>
         </w:rPr>
-        <w:t>Bu özellik kapsamında kullanıcılar sisteme kayıt olabilecek ve kendilerine ait bir hesap oluşturabilecektir. Kullanıcılar satın aldıkları oyunları kendi kütüphanelerinde görüntüleyebilecek ve hesap bakiyelerini yönetebilecektir. Bu sayede kullanıcıya ait veriler düzenli ve güvenli bir şekilde saklanacaktır.</w:t>
+        <w:t xml:space="preserve">Bu özellik kapsamında </w:t>
+      </w:r>
+      <w:r>
+        <w:rPr>
+          <w:rFonts w:ascii="Times New Roman" w:eastAsia="Times New Roman" w:hAnsi="Times New Roman" w:cs="Times New Roman"/>
+          <w:kern w:val="0"/>
+          <w:sz w:val="22"/>
+          <w:szCs w:val="22"/>
+          <w:lang w:val="tr-TR" w:eastAsia="tr-TR"/>
+          <w14:ligatures w14:val="none"/>
+        </w:rPr>
+        <w:t>sezonun belirli dönemlerinde sistemde belirlenen yüzdelik oran kadar oyun fiyatlarında indirim uygulana</w:t>
+      </w:r>
+      <w:r>
+        <w:rPr>
+          <w:rFonts w:ascii="Times New Roman" w:eastAsia="Times New Roman" w:hAnsi="Times New Roman" w:cs="Times New Roman"/>
+          <w:kern w:val="0"/>
+          <w:sz w:val="22"/>
+          <w:szCs w:val="22"/>
+          <w:lang w:val="tr-TR" w:eastAsia="tr-TR"/>
+          <w14:ligatures w14:val="none"/>
+        </w:rPr>
+        <w:t>bilecek</w:t>
+      </w:r>
+      <w:r>
+        <w:rPr>
+          <w:rFonts w:ascii="Times New Roman" w:eastAsia="Times New Roman" w:hAnsi="Times New Roman" w:cs="Times New Roman"/>
+          <w:kern w:val="0"/>
+          <w:sz w:val="22"/>
+          <w:szCs w:val="22"/>
+          <w:lang w:val="tr-TR" w:eastAsia="tr-TR"/>
+          <w14:ligatures w14:val="none"/>
+        </w:rPr>
+        <w:t xml:space="preserve"> ve kullanıcılar o süre içerisinde indirimli fiyatlardan faydalanabilecek</w:t>
+      </w:r>
+      <w:r>
+        <w:rPr>
+          <w:rFonts w:ascii="Times New Roman" w:eastAsia="Times New Roman" w:hAnsi="Times New Roman" w:cs="Times New Roman"/>
+          <w:kern w:val="0"/>
+          <w:sz w:val="22"/>
+          <w:szCs w:val="22"/>
+          <w:lang w:val="tr-TR" w:eastAsia="tr-TR"/>
+          <w14:ligatures w14:val="none"/>
+        </w:rPr>
+        <w:t>tir</w:t>
+      </w:r>
+      <w:r>
+        <w:rPr>
+          <w:rFonts w:ascii="Times New Roman" w:eastAsia="Times New Roman" w:hAnsi="Times New Roman" w:cs="Times New Roman"/>
+          <w:kern w:val="0"/>
+          <w:sz w:val="22"/>
+          <w:szCs w:val="22"/>
+          <w:lang w:val="tr-TR" w:eastAsia="tr-TR"/>
+          <w14:ligatures w14:val="none"/>
+        </w:rPr>
+        <w:t>.</w:t>
+      </w:r>
+    </w:p>
+    <w:p>
+      <w:pPr>
+        <w:spacing w:before="100" w:beforeAutospacing="1" w:after="100" w:afterAutospacing="1" w:line="240" w:lineRule="auto"/>
+        <w:ind w:left="77"/>
+        <w:rPr>
+          <w:rFonts w:ascii="Times New Roman" w:eastAsia="Times New Roman" w:hAnsi="Times New Roman" w:cs="Times New Roman"/>
+          <w:kern w:val="0"/>
+          <w:sz w:val="22"/>
+          <w:szCs w:val="22"/>
+          <w:lang w:val="tr-TR" w:eastAsia="tr-TR"/>
+          <w14:ligatures w14:val="none"/>
+        </w:rPr>
+      </w:pPr>
+      <w:r>
+        <w:rPr>
+          <w:rFonts w:ascii="Times New Roman" w:eastAsia="Times New Roman" w:hAnsi="Times New Roman" w:cs="Times New Roman"/>
+          <w:kern w:val="0"/>
+          <w:sz w:val="22"/>
+          <w:szCs w:val="22"/>
+          <w:lang w:val="tr-TR" w:eastAsia="tr-TR"/>
+          <w14:ligatures w14:val="none"/>
+        </w:rPr>
+        <w:t>(Yaz İndirimleri, Kış</w:t>
+      </w:r>
+      <w:r>
+        <w:rPr>
+          <w:rFonts w:ascii="Times New Roman" w:eastAsia="Times New Roman" w:hAnsi="Times New Roman" w:cs="Times New Roman"/>
+          <w:kern w:val="0"/>
+          <w:sz w:val="22"/>
+          <w:szCs w:val="22"/>
+          <w:lang w:val="tr-TR" w:eastAsia="tr-TR"/>
+          <w14:ligatures w14:val="none"/>
+        </w:rPr>
+        <w:t xml:space="preserve"> </w:t>
+      </w:r>
+      <w:r>
+        <w:rPr>
+          <w:rFonts w:ascii="Times New Roman" w:eastAsia="Times New Roman" w:hAnsi="Times New Roman" w:cs="Times New Roman"/>
+          <w:kern w:val="0"/>
+          <w:sz w:val="22"/>
+          <w:szCs w:val="22"/>
+          <w:lang w:val="tr-TR" w:eastAsia="tr-TR"/>
+          <w14:ligatures w14:val="none"/>
+        </w:rPr>
+        <w:t>İndirimleri vb.)</w:t>
       </w:r>
     </w:p>
     <w:sectPr>
@@ -2246,6 +2407,119 @@
     </w:lvl>
   </w:abstractNum>
   <w:abstractNum w:abstractNumId="5" w15:restartNumberingAfterBreak="0">
+    <w:nsid w:val="32C86202"/>
+    <w:multiLevelType w:val="hybridMultilevel"/>
+    <w:tmpl w:val="5C8A7B50"/>
+    <w:lvl w:ilvl="0" w:tplc="04090001">
+      <w:start w:val="1"/>
+      <w:numFmt w:val="bullet"/>
+      <w:lvlText w:val=""/>
+      <w:lvlJc w:val="left"/>
+      <w:pPr>
+        <w:ind w:left="720" w:hanging="360"/>
+      </w:pPr>
+      <w:rPr>
+        <w:rFonts w:ascii="Symbol" w:hAnsi="Symbol" w:hint="default"/>
+      </w:rPr>
+    </w:lvl>
+    <w:lvl w:ilvl="1" w:tplc="04090003" w:tentative="1">
+      <w:start w:val="1"/>
+      <w:numFmt w:val="bullet"/>
+      <w:lvlText w:val="o"/>
+      <w:lvlJc w:val="left"/>
+      <w:pPr>
+        <w:ind w:left="1440" w:hanging="360"/>
+      </w:pPr>
+      <w:rPr>
+        <w:rFonts w:ascii="Courier New" w:hAnsi="Courier New" w:cs="Courier New" w:hint="default"/>
+      </w:rPr>
+    </w:lvl>
+    <w:lvl w:ilvl="2" w:tplc="04090005" w:tentative="1">
+      <w:start w:val="1"/>
+      <w:numFmt w:val="bullet"/>
+      <w:lvlText w:val=""/>
+      <w:lvlJc w:val="left"/>
+      <w:pPr>
+        <w:ind w:left="2160" w:hanging="360"/>
+      </w:pPr>
+      <w:rPr>
+        <w:rFonts w:ascii="Wingdings" w:hAnsi="Wingdings" w:hint="default"/>
+      </w:rPr>
+    </w:lvl>
+    <w:lvl w:ilvl="3" w:tplc="04090001" w:tentative="1">
+      <w:start w:val="1"/>
+      <w:numFmt w:val="bullet"/>
+      <w:lvlText w:val=""/>
+      <w:lvlJc w:val="left"/>
+      <w:pPr>
+        <w:ind w:left="2880" w:hanging="360"/>
+      </w:pPr>
+      <w:rPr>
+        <w:rFonts w:ascii="Symbol" w:hAnsi="Symbol" w:hint="default"/>
+      </w:rPr>
+    </w:lvl>
+    <w:lvl w:ilvl="4" w:tplc="04090003" w:tentative="1">
+      <w:start w:val="1"/>
+      <w:numFmt w:val="bullet"/>
+      <w:lvlText w:val="o"/>
+      <w:lvlJc w:val="left"/>
+      <w:pPr>
+        <w:ind w:left="3600" w:hanging="360"/>
+      </w:pPr>
+      <w:rPr>
+        <w:rFonts w:ascii="Courier New" w:hAnsi="Courier New" w:cs="Courier New" w:hint="default"/>
+      </w:rPr>
+    </w:lvl>
+    <w:lvl w:ilvl="5" w:tplc="04090005" w:tentative="1">
+      <w:start w:val="1"/>
+      <w:numFmt w:val="bullet"/>
+      <w:lvlText w:val=""/>
+      <w:lvlJc w:val="left"/>
+      <w:pPr>
+        <w:ind w:left="4320" w:hanging="360"/>
+      </w:pPr>
+      <w:rPr>
+        <w:rFonts w:ascii="Wingdings" w:hAnsi="Wingdings" w:hint="default"/>
+      </w:rPr>
+    </w:lvl>
+    <w:lvl w:ilvl="6" w:tplc="04090001" w:tentative="1">
+      <w:start w:val="1"/>
+      <w:numFmt w:val="bullet"/>
+      <w:lvlText w:val=""/>
+      <w:lvlJc w:val="left"/>
+      <w:pPr>
+        <w:ind w:left="5040" w:hanging="360"/>
+      </w:pPr>
+      <w:rPr>
+        <w:rFonts w:ascii="Symbol" w:hAnsi="Symbol" w:hint="default"/>
+      </w:rPr>
+    </w:lvl>
+    <w:lvl w:ilvl="7" w:tplc="04090003" w:tentative="1">
+      <w:start w:val="1"/>
+      <w:numFmt w:val="bullet"/>
+      <w:lvlText w:val="o"/>
+      <w:lvlJc w:val="left"/>
+      <w:pPr>
+        <w:ind w:left="5760" w:hanging="360"/>
+      </w:pPr>
+      <w:rPr>
+        <w:rFonts w:ascii="Courier New" w:hAnsi="Courier New" w:cs="Courier New" w:hint="default"/>
+      </w:rPr>
+    </w:lvl>
+    <w:lvl w:ilvl="8" w:tplc="04090005" w:tentative="1">
+      <w:start w:val="1"/>
+      <w:numFmt w:val="bullet"/>
+      <w:lvlText w:val=""/>
+      <w:lvlJc w:val="left"/>
+      <w:pPr>
+        <w:ind w:left="6480" w:hanging="360"/>
+      </w:pPr>
+      <w:rPr>
+        <w:rFonts w:ascii="Wingdings" w:hAnsi="Wingdings" w:hint="default"/>
+      </w:rPr>
+    </w:lvl>
+  </w:abstractNum>
+  <w:abstractNum w:abstractNumId="6" w15:restartNumberingAfterBreak="0">
     <w:nsid w:val="4AC82726"/>
     <w:multiLevelType w:val="hybridMultilevel"/>
     <w:tmpl w:val="DAA4690C"/>
@@ -2334,7 +2608,7 @@
       </w:pPr>
     </w:lvl>
   </w:abstractNum>
-  <w:abstractNum w:abstractNumId="6" w15:restartNumberingAfterBreak="0">
+  <w:abstractNum w:abstractNumId="7" w15:restartNumberingAfterBreak="0">
     <w:nsid w:val="52BF233D"/>
     <w:multiLevelType w:val="hybridMultilevel"/>
     <w:tmpl w:val="A2A62ACC"/>
@@ -2423,10 +2697,10 @@
       </w:pPr>
     </w:lvl>
   </w:abstractNum>
-  <w:abstractNum w:abstractNumId="7" w15:restartNumberingAfterBreak="0">
+  <w:abstractNum w:abstractNumId="8" w15:restartNumberingAfterBreak="0">
     <w:nsid w:val="570178C3"/>
     <w:multiLevelType w:val="hybridMultilevel"/>
-    <w:tmpl w:val="91304BB4"/>
+    <w:tmpl w:val="48542FA8"/>
     <w:lvl w:ilvl="0" w:tplc="041F0001">
       <w:start w:val="1"/>
       <w:numFmt w:val="bullet"/>
@@ -2536,7 +2810,7 @@
       </w:rPr>
     </w:lvl>
   </w:abstractNum>
-  <w:abstractNum w:abstractNumId="8" w15:restartNumberingAfterBreak="0">
+  <w:abstractNum w:abstractNumId="9" w15:restartNumberingAfterBreak="0">
     <w:nsid w:val="62407BA1"/>
     <w:multiLevelType w:val="hybridMultilevel"/>
     <w:tmpl w:val="B1021624"/>
@@ -2625,7 +2899,7 @@
       </w:pPr>
     </w:lvl>
   </w:abstractNum>
-  <w:abstractNum w:abstractNumId="9" w15:restartNumberingAfterBreak="0">
+  <w:abstractNum w:abstractNumId="10" w15:restartNumberingAfterBreak="0">
     <w:nsid w:val="67F3295E"/>
     <w:multiLevelType w:val="hybridMultilevel"/>
     <w:tmpl w:val="6972B184"/>
@@ -2712,6 +2986,119 @@
       <w:pPr>
         <w:ind w:left="6840" w:hanging="180"/>
       </w:pPr>
+    </w:lvl>
+  </w:abstractNum>
+  <w:abstractNum w:abstractNumId="11" w15:restartNumberingAfterBreak="0">
+    <w:nsid w:val="6FBA02A2"/>
+    <w:multiLevelType w:val="hybridMultilevel"/>
+    <w:tmpl w:val="52BC54AA"/>
+    <w:lvl w:ilvl="0" w:tplc="04090001">
+      <w:start w:val="1"/>
+      <w:numFmt w:val="bullet"/>
+      <w:lvlText w:val=""/>
+      <w:lvlJc w:val="left"/>
+      <w:pPr>
+        <w:ind w:left="797" w:hanging="360"/>
+      </w:pPr>
+      <w:rPr>
+        <w:rFonts w:ascii="Symbol" w:hAnsi="Symbol" w:hint="default"/>
+      </w:rPr>
+    </w:lvl>
+    <w:lvl w:ilvl="1" w:tplc="04090003" w:tentative="1">
+      <w:start w:val="1"/>
+      <w:numFmt w:val="bullet"/>
+      <w:lvlText w:val="o"/>
+      <w:lvlJc w:val="left"/>
+      <w:pPr>
+        <w:ind w:left="1517" w:hanging="360"/>
+      </w:pPr>
+      <w:rPr>
+        <w:rFonts w:ascii="Courier New" w:hAnsi="Courier New" w:cs="Courier New" w:hint="default"/>
+      </w:rPr>
+    </w:lvl>
+    <w:lvl w:ilvl="2" w:tplc="04090005" w:tentative="1">
+      <w:start w:val="1"/>
+      <w:numFmt w:val="bullet"/>
+      <w:lvlText w:val=""/>
+      <w:lvlJc w:val="left"/>
+      <w:pPr>
+        <w:ind w:left="2237" w:hanging="360"/>
+      </w:pPr>
+      <w:rPr>
+        <w:rFonts w:ascii="Wingdings" w:hAnsi="Wingdings" w:hint="default"/>
+      </w:rPr>
+    </w:lvl>
+    <w:lvl w:ilvl="3" w:tplc="04090001" w:tentative="1">
+      <w:start w:val="1"/>
+      <w:numFmt w:val="bullet"/>
+      <w:lvlText w:val=""/>
+      <w:lvlJc w:val="left"/>
+      <w:pPr>
+        <w:ind w:left="2957" w:hanging="360"/>
+      </w:pPr>
+      <w:rPr>
+        <w:rFonts w:ascii="Symbol" w:hAnsi="Symbol" w:hint="default"/>
+      </w:rPr>
+    </w:lvl>
+    <w:lvl w:ilvl="4" w:tplc="04090003" w:tentative="1">
+      <w:start w:val="1"/>
+      <w:numFmt w:val="bullet"/>
+      <w:lvlText w:val="o"/>
+      <w:lvlJc w:val="left"/>
+      <w:pPr>
+        <w:ind w:left="3677" w:hanging="360"/>
+      </w:pPr>
+      <w:rPr>
+        <w:rFonts w:ascii="Courier New" w:hAnsi="Courier New" w:cs="Courier New" w:hint="default"/>
+      </w:rPr>
+    </w:lvl>
+    <w:lvl w:ilvl="5" w:tplc="04090005" w:tentative="1">
+      <w:start w:val="1"/>
+      <w:numFmt w:val="bullet"/>
+      <w:lvlText w:val=""/>
+      <w:lvlJc w:val="left"/>
+      <w:pPr>
+        <w:ind w:left="4397" w:hanging="360"/>
+      </w:pPr>
+      <w:rPr>
+        <w:rFonts w:ascii="Wingdings" w:hAnsi="Wingdings" w:hint="default"/>
+      </w:rPr>
+    </w:lvl>
+    <w:lvl w:ilvl="6" w:tplc="04090001" w:tentative="1">
+      <w:start w:val="1"/>
+      <w:numFmt w:val="bullet"/>
+      <w:lvlText w:val=""/>
+      <w:lvlJc w:val="left"/>
+      <w:pPr>
+        <w:ind w:left="5117" w:hanging="360"/>
+      </w:pPr>
+      <w:rPr>
+        <w:rFonts w:ascii="Symbol" w:hAnsi="Symbol" w:hint="default"/>
+      </w:rPr>
+    </w:lvl>
+    <w:lvl w:ilvl="7" w:tplc="04090003" w:tentative="1">
+      <w:start w:val="1"/>
+      <w:numFmt w:val="bullet"/>
+      <w:lvlText w:val="o"/>
+      <w:lvlJc w:val="left"/>
+      <w:pPr>
+        <w:ind w:left="5837" w:hanging="360"/>
+      </w:pPr>
+      <w:rPr>
+        <w:rFonts w:ascii="Courier New" w:hAnsi="Courier New" w:cs="Courier New" w:hint="default"/>
+      </w:rPr>
+    </w:lvl>
+    <w:lvl w:ilvl="8" w:tplc="04090005" w:tentative="1">
+      <w:start w:val="1"/>
+      <w:numFmt w:val="bullet"/>
+      <w:lvlText w:val=""/>
+      <w:lvlJc w:val="left"/>
+      <w:pPr>
+        <w:ind w:left="6557" w:hanging="360"/>
+      </w:pPr>
+      <w:rPr>
+        <w:rFonts w:ascii="Wingdings" w:hAnsi="Wingdings" w:hint="default"/>
+      </w:rPr>
     </w:lvl>
   </w:abstractNum>
   <w:num w:numId="1" w16cid:durableId="21251470">
@@ -2724,25 +3111,31 @@
     <w:abstractNumId w:val="2"/>
   </w:num>
   <w:num w:numId="4" w16cid:durableId="508981246">
-    <w:abstractNumId w:val="5"/>
+    <w:abstractNumId w:val="6"/>
   </w:num>
   <w:num w:numId="5" w16cid:durableId="1076786787">
     <w:abstractNumId w:val="0"/>
   </w:num>
   <w:num w:numId="6" w16cid:durableId="1973636412">
-    <w:abstractNumId w:val="9"/>
+    <w:abstractNumId w:val="10"/>
   </w:num>
   <w:num w:numId="7" w16cid:durableId="2064601368">
-    <w:abstractNumId w:val="6"/>
+    <w:abstractNumId w:val="7"/>
   </w:num>
   <w:num w:numId="8" w16cid:durableId="1864981115">
-    <w:abstractNumId w:val="8"/>
+    <w:abstractNumId w:val="9"/>
   </w:num>
   <w:num w:numId="9" w16cid:durableId="1590234329">
     <w:abstractNumId w:val="3"/>
   </w:num>
   <w:num w:numId="10" w16cid:durableId="561061414">
-    <w:abstractNumId w:val="7"/>
+    <w:abstractNumId w:val="8"/>
+  </w:num>
+  <w:num w:numId="11" w16cid:durableId="1469274093">
+    <w:abstractNumId w:val="11"/>
+  </w:num>
+  <w:num w:numId="12" w16cid:durableId="2115199814">
+    <w:abstractNumId w:val="5"/>
   </w:num>
 </w:numbering>
 </file>
